--- a/docs/manuscript/Minecraft-MOBA-Design.docx
+++ b/docs/manuscript/Minecraft-MOBA-Design.docx
@@ -12775,104 +12775,455 @@
         <w:pStyle w:val="Heading2"/>
       </w:pPr>
       <w:r>
-        <w:t xml:space="preserve">9.11 Merchant — active design</w:t>
-      </w:r>
-    </w:p>
-    <w:p>
-      <w:r>
-        <w:t xml:space="preserve">**ACTIVE DESIGN — not settled.** Merchant is the current active class-design subject. Structure below is recorded at the confidence level it actually holds: strong current structure, [FAINT CAUTION] for mechanics worth preserving but not conceptually settled, and [OPEN] for unresolved implementation, balance, or system questions.
-Emergent archetype: **Production**. Archetypes are descriptive, not generative — do not assign Logistics, Exploration, or others until the finished behaviour is evaluated.</w:t>
-      </w:r>
-    </w:p>
-    <w:p>
-      <w:r>
-        <w:t xml:space="preserve">Core fantasy. A fabulously wealthy travelling benefactor and opportunist whose economic success becomes spectacle. The presentation is fairytale and lavish: showering villagers with money, gaudy fanfare, pomp, patronage, prosperity, an entourage, procession, finery, and royal treatment.
-Merchant is feast-or-famine, potentially enormous in both economic and combat utility, and an aloof, unserious, largely self-serving aristocrat. Merchant helps the team because the team happens to benefit from Merchant getting disgustingly rich.
-Progression fantasy: a poor Merchant still has to get a job — farm, cut wood, gather requested resources, walk normally, personally craft. A successful Merchant increasingly escapes ordinary labour through capital and employees.</w:t>
-      </w:r>
-    </w:p>
-    <w:p>
-      <w:r>
-        <w:t xml:space="preserve">Economic model. **Reputation** determines commercial relationship and willingness to work. Hiring should specifically require sufficient Trading Reputation / commercial relationship rather than merely any positive vanilla Reputation, and continued willingness to Work may depend on sufficiently positive overall Reputation. This lets curing and gratitude differ from actually establishing a business relationship, and means Swindle can eventually damage an employee relationship. [OPEN] Exact thresholds and vanilla-gossip implementation.
-**Mastery** is the villager's vanilla-style progression: Novice, Apprentice, Journeyman, Expert, Master. Mastery determines productive capability and later Procession strength. Work itself advances Mastery.
-**Payroll** is the Emerald cost/obligation of employed villagers. It is not a new currency.
-**Employment**: sufficient commercial Reputation makes a villager willing to Work; Merchant then hires them onto Payroll. Do not automatically force every eligible villager onto Payroll. [OPEN] Firing/rehiring anti-exploit behaviour.
-**Retinue** is the subset of employed workers physically mobilized around Merchant. Workforce is not the same as Retinue.</w:t>
-      </w:r>
-    </w:p>
-    <w:p>
-      <w:r>
-        <w:t xml:space="preserve">Passive — Work. Villagers with sufficient commercial Trading Reputation toward Merchant become willing to Work for Emeralds. Merchant may employ willing villagers, placing them on Payroll. Performing Work advances Mastery, and higher Mastery makes Work more capable and materially efficient.
-Work is a **Production** system: resources plus Emerald labour cost produce products. Merchant supplies the actual resources; workers do **not** generate missing raw resources.
-Work is **not** profession-specific. Villager professions remain important to their ordinary vanilla trading relationships, but Work itself should use a universal paid-production abstraction.
-Preferred interaction model: avoid a bespoke Merchant production UI or specialized input family if possible. Work should occur periodically and automatically from eligible supplied materials. Some RNG is acceptable and may be desirable. Available materials constrain the possible output pool — Primary Materials, Construction Blocks, and secondary materials — and the worker selects a valid vanilla-grounded transformation within their Mastery and Production Reach.
-Initial obvious output families are equipment and processed/construction products. Do not permanently define Work as only tools and blocks; specialized products may later expand the vocabulary. Use vanilla recipes and transformations as the authoritative semantic vocabulary rather than mathematically inferring every possible product from arbitrary material categories.
-Output RNG principle: uncertainty may determine **which** useful valid production occurs, while the system remains legible through the materials Merchant supplies.</w:t>
-      </w:r>
-    </w:p>
-    <w:p>
-      <w:r>
-        <w:t xml:space="preserve">Mastery and the production curve. Work is **not** required to be economically superior at low Mastery. Poor employees may genuinely lose Merchant material. Mastery can provide a continuous production-efficiency curve rather than requiring a new mechanic at every tier.
-| Mastery | Approximate conceptual behaviour |
-| --- | --- |
-| Novice | Potentially actively wasteful; may consume more material than equivalent ordinary crafting |
-| Apprentice | Likely the realistic floor of Merchant employment, because the trading needed to establish a commercial relationship may already advance many villagers past Novice. Still inefficient or near-ordinary |
-| Journeyman | Production becomes genuinely efficient |
-| Expert | Meaningful preserved inputs, leftovers, or surplus |
-| Master | Exceptional material utilization: primary craft, useful leftover material, and potentially additional secondary products from the same budget |
-[OPEN] Tier breakpoints are not finalized. Do not spend equal design budget forcing Novice to matter; Novice employment may be a legitimate but uncommon edge case.
-Mastery has two related dimensions. **Production Reach** is what transformations the worker can perform; **Production Efficiency** is how effectively they convert the supplied material budget. Production Reach should represent productive sophistication, depth, and complexity — not simply Novice equals wood and Master equals diamond. [OPEN] The exact Production Reach model.</w:t>
-      </w:r>
-    </w:p>
-    <w:p>
-      <w:r>
-        <w:t xml:space="preserve">Emerald substitution. [FAINT CAUTION] Merchant may substitute an intentionally **exorbitant** quantity of Emeralds for some or all goods requested by a villager in a trade.
-A poor Merchant must satisfy trade requests normally. An extremely rich Merchant increasingly decides whether acquiring a requested material is worth their time or whether to throw money at the problem. The exchange rate must be intentionally bad, and this should not make trading obsolete — trading remains important for commercial relationships and Reputation, villager progression, liquidity, Swindle opportunities, and workforce development.
-Emerald substitution competes with Payroll for the same liquid capital. [OPEN] Placement in the passive or another system is unresolved.</w:t>
-      </w:r>
-    </w:p>
-    <w:p>
-      <w:r>
-        <w:t xml:space="preserve">Ability 1 — Swindle. After trading with a villager, Merchant can strike them to Swindle them, converting or sacrificing some Reputation for bonus Emerald value from the completed trade. Once per villager per restock cycle; the villager is marked Swindled until a successful restock.
-The economic tension is that Emeralds are liquid capital and Reputation is social/commercial capital: Merchant can finance their economy by damaging the relationships that allow the economy to exist.</w:t>
-      </w:r>
-    </w:p>
-    <w:p>
-      <w:r>
-        <w:t xml:space="preserve">**Invisible Hand** — strong, near-settled. Swindling one eligible villager also Swindles other qualifying nearby villagers without physically hitting them, extracting bonus Emerald value from each while concentrating Reputation loss onto the struck villager. Nearby villagers must independently be eligible, traded, and not already Swindled.
-**Credit Line** — [FAINT CAUTION] Commercial leverage. The intended question is whether Merchant can consume future relationship value now for immediate liquidity and convert that liquidity into enough acceleration before the exhausted relationship matters again. Exact mechanic **not locked**.
-**Community Chest** — [FAINT CAUTION] Economic circulation and distributed value. The intended question is whether Merchant can keep enough value circulating through Work and commerce that redistribution beats retaining personal liquidity. Exact mechanic **not locked**.
-Branch principle: every branch should be an economically irresponsible business model that becomes brilliant if Merchant correctly understands the economy they built. The failure state is "I built my business model around an economy that doesn't exist."</w:t>
-      </w:r>
-    </w:p>
-    <w:p>
-      <w:r>
-        <w:t xml:space="preserve">Ability 2 — Retinue. Nearby employed workers respond to Merchant and accompany or follow them. Retinue mobilizes the existing workforce; it does not independently create employees.
-Because Work has evolved away from profession-specific resource gathering, any older Retinue text assuming workers simply gather profession-specific materials should be re-evaluated.</w:t>
-      </w:r>
-    </w:p>
-    <w:p>
-      <w:r>
-        <w:t xml:space="preserve">**Seize the Means** — [FAINT CAUTION / STRONG] Retinue sacrifices or pauses ordinary productive Work to target a designated area and **disable** enemy workstations and infrastructure — disable, not necessarily destroy. This naturally creates Splitpusher, Dismantler, Siege, and Disruptor behaviour if retained.
-**Toll Patrol** — [FAINT CAUTION / STRONG] Retinue patrols and operates around Merchant in contested space. Ordinary productive Work is sacrificed or paused. Enemy presence and activity offset Payroll rather than directly generating arbitrary Emeralds.
-**Overtime** — [FAINT CAUTION] Pay more or intensify labour to accelerate ordinary Work and/or Mastery. This is the **weakest** current branch concept and still needs to prove it creates a distinct playstyle rather than merely numbers going up.</w:t>
-      </w:r>
-    </w:p>
-    <w:p>
-      <w:r>
-        <w:t xml:space="preserve">Ultimate — Procession / Silk Road. Merchant begins a moving procession in a chosen direction or toward a destination with nearby Retinue workers. Merchant leads by remaining within the procession radius and continuing to finance the workers. If Merchant abandons the procession or cannot meet its Emerald/Payroll requirement, the ultimate ends.
-Do **not** force Supply Line or Route clauses into the ability; infrastructure interaction should occur naturally through generic WAMS rules where appropriate.
-Retinue size and Mastery directly determine power. **Retinue size** determines Work proc frequency and cadence. **Mastery** determines the cumulative Procession Work package:
-| Mastery | Cumulative package |
-| --- | --- |
-| Novice | I |
-| Apprentice | I + II |
-| Journeyman | I + II + III |
-| Expert | I–IV |
-| Master | I–V |
-This cumulative structure is intentional. Current candidate effects are I Saturation, II Speed, III Regeneration, IV Absorption, V Instant Damage AoE.
-[FAINT CAUTION] The exact effect lineup is not settled. Instant Damage is not conceptually forbidden; the primary balance concern is proc frequency with many Master workers.
-Procession should probably represent **maximum expenditure** rather than discounted Work: workers stop running Merchant's ordinary economy and redirect their productive capacity into the procession. The fed-state payoff scales accordingly — a small low-Mastery workforce gives a modest procession, a large low-Mastery workforce frequent weaker Work, a small elite workforce infrequent but powerful Work, and a large Master workforce a deliberately obscene feast-state payoff.</w:t>
+        <w:t>9.11 Merchant — active design</w:t>
+      </w:r>
+    </w:p>
+    <w:p>
+      <w:pPr>
+        <w:spacing w:before="440" w:after="680"/>
+      </w:pPr>
+      <w:r>
+        <w:t>ACTIVE DESIGN — not settled. Merchant is the current active class-design subject. Structure below is recorded at the confidence level it actually holds: strong current structure, [FAINT CAUTION] for mechanics worth preserving but not conceptually settled, and [OPEN] for unresolved implementation, balance, or system questions.</w:t>
+      </w:r>
+    </w:p>
+    <w:p>
+      <w:pPr>
+        <w:spacing w:before="440" w:after="680"/>
+      </w:pPr>
+      <w:r>
+        <w:t>Emergent archetype: **Production**. Archetypes are descriptive, not generative — do not assign Logistics, Exploration, or others until the finished behaviour is evaluated. The 13 September kit [K9] repeats this as "Production (others pending final classification)" and lists final archetype classification among its open items.</w:t>
+      </w:r>
+    </w:p>
+    <w:p>
+      <w:pPr>
+        <w:pStyle w:val="Heading3"/>
+      </w:pPr>
+      <w:r>
+        <w:t>9.11.0 Canonical kit — 13 September 2026</w:t>
+      </w:r>
+    </w:p>
+    <w:p>
+      <w:pPr>
+        <w:spacing w:before="440" w:after="680"/>
+      </w:pPr>
+      <w:r>
+        <w:t>Source: [K9] Merchant and Waxer kit handoff. Reproduced as supplied. Where the developed material below elaborates this kit they agree; where it differs, this block is the current statement.</w:t>
+      </w:r>
+    </w:p>
+    <w:p>
+      <w:pPr>
+        <w:spacing w:before="440" w:after="680"/>
+      </w:pPr>
+      <w:r>
+        <w:t>Archetypes: Production (others pending final classification)</w:t>
+      </w:r>
+    </w:p>
+    <w:p>
+      <w:pPr>
+        <w:spacing w:before="440" w:after="680"/>
+      </w:pPr>
+      <w:r>
+        <w:t>Hook: Merchant gets rich enough to stop doing ordinary Minecraft work, turning successful trade relationships into an increasingly capable paid workforce and eventually an extravagant traveling spectacle.</w:t>
+      </w:r>
+    </w:p>
+    <w:p>
+      <w:pPr>
+        <w:spacing w:before="440" w:after="680"/>
+      </w:pPr>
+      <w:r>
+        <w:t>Passive — Work. Villagers with sufficient Trading Reputation toward Merchant become willing to Work for Emeralds. Merchant can employ willing villagers on Payroll, allowing them to process available materials into valid products.</w:t>
+      </w:r>
+    </w:p>
+    <w:p>
+      <w:pPr>
+        <w:spacing w:before="440" w:after="680"/>
+      </w:pPr>
+      <w:r>
+        <w:t>Working advances a villager's Mastery from Novice → Apprentice → Journeyman → Expert → Master. Higher Mastery expands the sophistication of transformations they can perform and improves their material efficiency.</w:t>
+      </w:r>
+    </w:p>
+    <w:p>
+      <w:pPr>
+        <w:spacing w:before="440" w:after="680"/>
+      </w:pPr>
+      <w:r>
+        <w:t>A1 — Swindle. After trading with a villager, strike them to sacrifice Reputation and extract bonus Emerald value from the completed trade. Each villager can be Swindled once per restock cycle.</w:t>
+      </w:r>
+    </w:p>
+    <w:p>
+      <w:pPr>
+        <w:spacing w:before="440" w:after="680"/>
+      </w:pPr>
+      <w:r>
+        <w:t>- **Invisible Hand** — Swindling one villager also Swindles nearby independently eligible villagers while concentrating the Reputation loss on the struck villager.</w:t>
+      </w:r>
+    </w:p>
+    <w:p>
+      <w:pPr>
+        <w:spacing w:before="440" w:after="680"/>
+      </w:pPr>
+      <w:r>
+        <w:t>- **Credit Line** — Convert future commercial/relationship value into immediate liquidity. [OPEN: exact mechanic]</w:t>
+      </w:r>
+    </w:p>
+    <w:p>
+      <w:pPr>
+        <w:spacing w:before="440" w:after="680"/>
+      </w:pPr>
+      <w:r>
+        <w:t>- **Community Chest** — Redirect Swindle toward distributed/circulating economic value. [OPEN: exact mechanic]</w:t>
+      </w:r>
+    </w:p>
+    <w:p>
+      <w:pPr>
+        <w:spacing w:before="440" w:after="680"/>
+      </w:pPr>
+      <w:r>
+        <w:t>A2 — Retinue. Call nearby employed villagers away from ordinary Work to accompany Merchant.</w:t>
+      </w:r>
+    </w:p>
+    <w:p>
+      <w:pPr>
+        <w:spacing w:before="440" w:after="680"/>
+      </w:pPr>
+      <w:r>
+        <w:t>- **Seize the Means** — Retinue seek out and temporarily disable workstations/infrastructure in a designated area rather than destroying them.</w:t>
+      </w:r>
+    </w:p>
+    <w:p>
+      <w:pPr>
+        <w:spacing w:before="440" w:after="680"/>
+      </w:pPr>
+      <w:r>
+        <w:t>- **Toll Patrol** — Retinue patrol a contested area; enemy activity there offsets Payroll costs while the workers sacrifice ordinary Work.</w:t>
+      </w:r>
+    </w:p>
+    <w:p>
+      <w:pPr>
+        <w:spacing w:before="440" w:after="680"/>
+      </w:pPr>
+      <w:r>
+        <w:t>- **Overtime** — Increase expenditure to accelerate Work/Mastery. [OPEN: mechanic/replacement]</w:t>
+      </w:r>
+    </w:p>
+    <w:p>
+      <w:pPr>
+        <w:spacing w:before="440" w:after="680"/>
+      </w:pPr>
+      <w:r>
+        <w:t>Ultimate — Procession / Silk Road. Begin an extravagant procession with nearby Retinue. Merchant must continue moving with the procession and paying its costs or the ultimate ends.</w:t>
+      </w:r>
+    </w:p>
+    <w:p>
+      <w:pPr>
+        <w:spacing w:before="440" w:after="680"/>
+      </w:pPr>
+      <w:r>
+        <w:t>The procession repeatedly grants effects to allies around it. Retinue size determines the frequency of these procs; workforce Mastery determines their cumulative quality, progressing through effects such as Saturation, Speed, Regeneration, Absorption, and offensive damage.</w:t>
+      </w:r>
+    </w:p>
+    <w:p>
+      <w:pPr>
+        <w:spacing w:before="440" w:after="680"/>
+      </w:pPr>
+      <w:r>
+        <w:t>Open: Credit Line · Community Chest · Overtime · exact Emerald-substitution placement · final ultimate name/effect package · final archetype classification.</w:t>
+      </w:r>
+    </w:p>
+    <w:p>
+      <w:pPr>
+        <w:spacing w:before="440" w:after="680"/>
+      </w:pPr>
+      <w:r>
+        <w:t>Core fantasy. A fabulously wealthy travelling benefactor and opportunist whose economic success becomes spectacle. The presentation is fairytale and lavish: showering villagers with money, gaudy fanfare, pomp, patronage, prosperity, an entourage, procession, finery, and royal treatment.</w:t>
+      </w:r>
+    </w:p>
+    <w:p>
+      <w:pPr>
+        <w:spacing w:before="440" w:after="680"/>
+      </w:pPr>
+      <w:r>
+        <w:t>Merchant is feast-or-famine, potentially enormous in both economic and combat utility, and an aloof, unserious, largely self-serving aristocrat. Merchant helps the team because the team happens to benefit from Merchant getting disgustingly rich.</w:t>
+      </w:r>
+    </w:p>
+    <w:p>
+      <w:pPr>
+        <w:spacing w:before="440" w:after="680"/>
+      </w:pPr>
+      <w:r>
+        <w:t>Progression fantasy: a poor Merchant still has to get a job — farm, cut wood, gather requested resources, walk normally, personally craft. A successful Merchant increasingly escapes ordinary labour through capital and employees.</w:t>
+      </w:r>
+    </w:p>
+    <w:p>
+      <w:pPr>
+        <w:spacing w:before="440" w:after="680"/>
+      </w:pPr>
+      <w:r>
+        <w:t>Economic model. **Reputation** determines commercial relationship and willingness to work. Hiring should specifically require sufficient Trading Reputation / commercial relationship rather than merely any positive vanilla Reputation, and continued willingness to Work may depend on sufficiently positive overall Reputation. This lets curing and gratitude differ from actually establishing a business relationship, and means Swindle can eventually damage an employee relationship. [OPEN] Exact thresholds and vanilla-gossip implementation.</w:t>
+      </w:r>
+    </w:p>
+    <w:p>
+      <w:pPr>
+        <w:spacing w:before="440" w:after="680"/>
+      </w:pPr>
+      <w:r>
+        <w:t>Mastery is the villager's vanilla-style progression: Novice, Apprentice, Journeyman, Expert, Master. Mastery determines productive capability and later Procession strength. Work itself advances Mastery.</w:t>
+      </w:r>
+    </w:p>
+    <w:p>
+      <w:pPr>
+        <w:spacing w:before="440" w:after="680"/>
+      </w:pPr>
+      <w:r>
+        <w:t>Payroll is the Emerald cost/obligation of employed villagers. It is not a new currency.</w:t>
+      </w:r>
+    </w:p>
+    <w:p>
+      <w:pPr>
+        <w:spacing w:before="440" w:after="680"/>
+      </w:pPr>
+      <w:r>
+        <w:t>Employment: sufficient commercial Reputation makes a villager willing to Work; Merchant then hires them onto Payroll. Do not automatically force every eligible villager onto Payroll. [OPEN] Firing/rehiring anti-exploit behaviour.</w:t>
+      </w:r>
+    </w:p>
+    <w:p>
+      <w:pPr>
+        <w:spacing w:before="440" w:after="680"/>
+      </w:pPr>
+      <w:r>
+        <w:t>Retinue is the subset of employed workers physically mobilized around Merchant. Workforce is not the same as Retinue.</w:t>
+      </w:r>
+    </w:p>
+    <w:p>
+      <w:pPr>
+        <w:spacing w:before="440" w:after="680"/>
+      </w:pPr>
+      <w:r>
+        <w:t>Passive — Work. Villagers with sufficient commercial Trading Reputation toward Merchant become willing to Work for Emeralds. Merchant may employ willing villagers, placing them on Payroll. Performing Work advances Mastery, and higher Mastery makes Work more capable and materially efficient.</w:t>
+      </w:r>
+    </w:p>
+    <w:p>
+      <w:pPr>
+        <w:spacing w:before="440" w:after="680"/>
+      </w:pPr>
+      <w:r>
+        <w:t>Work is a **Production** system: resources plus Emerald labour cost produce products. Merchant supplies the actual resources; workers do **not** generate missing raw resources.</w:t>
+      </w:r>
+    </w:p>
+    <w:p>
+      <w:pPr>
+        <w:spacing w:before="440" w:after="680"/>
+      </w:pPr>
+      <w:r>
+        <w:t>Work is **not** profession-specific. Villager professions remain important to their ordinary vanilla trading relationships, but Work itself should use a universal paid-production abstraction.</w:t>
+      </w:r>
+    </w:p>
+    <w:p>
+      <w:pPr>
+        <w:spacing w:before="440" w:after="680"/>
+      </w:pPr>
+      <w:r>
+        <w:t>Preferred interaction model: avoid a bespoke Merchant production UI or specialized input family if possible. Work should occur periodically and automatically from eligible supplied materials. Some RNG is acceptable and may be desirable. Available materials constrain the possible output pool — Primary Materials, Construction Blocks, and secondary materials — and the worker selects a valid vanilla-grounded transformation within their Mastery and Production Reach.</w:t>
+      </w:r>
+    </w:p>
+    <w:p>
+      <w:pPr>
+        <w:spacing w:before="440" w:after="680"/>
+      </w:pPr>
+      <w:r>
+        <w:t>Initial obvious output families are equipment and processed/construction products. Do not permanently define Work as only tools and blocks; specialized products may later expand the vocabulary. Use vanilla recipes and transformations as the authoritative semantic vocabulary rather than mathematically inferring every possible product from arbitrary material categories.</w:t>
+      </w:r>
+    </w:p>
+    <w:p>
+      <w:pPr>
+        <w:spacing w:before="440" w:after="680"/>
+      </w:pPr>
+      <w:r>
+        <w:t>Output RNG principle: uncertainty may determine **which** useful valid production occurs, while the system remains legible through the materials Merchant supplies.</w:t>
+      </w:r>
+    </w:p>
+    <w:p>
+      <w:pPr>
+        <w:spacing w:before="440" w:after="680"/>
+      </w:pPr>
+      <w:r>
+        <w:t>Mastery and the production curve. Work is **not** required to be economically superior at low Mastery. Poor employees may genuinely lose Merchant material. Mastery can provide a continuous production-efficiency curve rather than requiring a new mechanic at every tier.</w:t>
+      </w:r>
+    </w:p>
+    <w:p>
+      <w:pPr>
+        <w:spacing w:before="440" w:after="680"/>
+      </w:pPr>
+      <w:r>
+        <w:t>[OPEN] Tier breakpoints are not finalized. Do not spend equal design budget forcing Novice to matter; Novice employment may be a legitimate but uncommon edge case.</w:t>
+      </w:r>
+    </w:p>
+    <w:p>
+      <w:pPr>
+        <w:spacing w:before="440" w:after="680"/>
+      </w:pPr>
+      <w:r>
+        <w:t>Mastery has two related dimensions. **Production Reach** is what transformations the worker can perform; **Production Efficiency** is how effectively they convert the supplied material budget. Production Reach should represent productive sophistication, depth, and complexity — not simply Novice equals wood and Master equals diamond. [OPEN] The exact Production Reach model.</w:t>
+      </w:r>
+    </w:p>
+    <w:p>
+      <w:pPr>
+        <w:spacing w:before="440" w:after="680"/>
+      </w:pPr>
+      <w:r>
+        <w:t>Emerald substitution. [FAINT CAUTION] Merchant may substitute an intentionally **exorbitant** quantity of Emeralds for some or all goods requested by a villager in a trade.</w:t>
+      </w:r>
+    </w:p>
+    <w:p>
+      <w:pPr>
+        <w:spacing w:before="440" w:after="680"/>
+      </w:pPr>
+      <w:r>
+        <w:t>A poor Merchant must satisfy trade requests normally. An extremely rich Merchant increasingly decides whether acquiring a requested material is worth their time or whether to throw money at the problem. The exchange rate must be intentionally bad, and this should not make trading obsolete — trading remains important for commercial relationships and Reputation, villager progression, liquidity, Swindle opportunities, and workforce development.</w:t>
+      </w:r>
+    </w:p>
+    <w:p>
+      <w:pPr>
+        <w:spacing w:before="440" w:after="680"/>
+      </w:pPr>
+      <w:r>
+        <w:t>Emerald substitution competes with Payroll for the same liquid capital. [OPEN] Placement in the passive or another system is unresolved.</w:t>
+      </w:r>
+    </w:p>
+    <w:p>
+      <w:pPr>
+        <w:spacing w:before="440" w:after="680"/>
+      </w:pPr>
+      <w:r>
+        <w:t>Ability 1 — Swindle. After trading with a villager, Merchant can strike them to Swindle them, converting or sacrificing some Reputation for bonus Emerald value from the completed trade. Once per villager per restock cycle; the villager is marked Swindled until a successful restock.</w:t>
+      </w:r>
+    </w:p>
+    <w:p>
+      <w:pPr>
+        <w:spacing w:before="440" w:after="680"/>
+      </w:pPr>
+      <w:r>
+        <w:t>The economic tension is that Emeralds are liquid capital and Reputation is social/commercial capital: Merchant can finance their economy by damaging the relationships that allow the economy to exist.</w:t>
+      </w:r>
+    </w:p>
+    <w:p>
+      <w:pPr>
+        <w:spacing w:before="440" w:after="680"/>
+      </w:pPr>
+      <w:r>
+        <w:t>Invisible Hand — strong, near-settled. Swindling one eligible villager also Swindles other qualifying nearby villagers without physically hitting them, extracting bonus Emerald value from each while concentrating Reputation loss onto the struck villager. Nearby villagers must independently be eligible, traded, and not already Swindled.</w:t>
+      </w:r>
+    </w:p>
+    <w:p>
+      <w:pPr>
+        <w:spacing w:before="440" w:after="680"/>
+      </w:pPr>
+      <w:r>
+        <w:t>Credit Line — [FAINT CAUTION] Commercial leverage. The intended question is whether Merchant can consume future relationship value now for immediate liquidity and convert that liquidity into enough acceleration before the exhausted relationship matters again. Exact mechanic **not locked**.</w:t>
+      </w:r>
+    </w:p>
+    <w:p>
+      <w:pPr>
+        <w:spacing w:before="440" w:after="680"/>
+      </w:pPr>
+      <w:r>
+        <w:t>Community Chest — [FAINT CAUTION] Economic circulation and distributed value. The intended question is whether Merchant can keep enough value circulating through Work and commerce that redistribution beats retaining personal liquidity. Exact mechanic **not locked**.</w:t>
+      </w:r>
+    </w:p>
+    <w:p>
+      <w:pPr>
+        <w:spacing w:before="440" w:after="680"/>
+      </w:pPr>
+      <w:r>
+        <w:t>Branch principle: every branch should be an economically irresponsible business model that becomes brilliant if Merchant correctly understands the economy they built. The failure state is "I built my business model around an economy that doesn't exist."</w:t>
+      </w:r>
+    </w:p>
+    <w:p>
+      <w:pPr>
+        <w:spacing w:before="440" w:after="680"/>
+      </w:pPr>
+      <w:r>
+        <w:t>Ability 2 — Retinue. Nearby employed workers respond to Merchant and accompany or follow them. Retinue mobilizes the existing workforce; it does not independently create employees.</w:t>
+      </w:r>
+    </w:p>
+    <w:p>
+      <w:pPr>
+        <w:spacing w:before="440" w:after="680"/>
+      </w:pPr>
+      <w:r>
+        <w:t>Because Work has evolved away from profession-specific resource gathering, any older Retinue text assuming workers simply gather profession-specific materials should be re-evaluated.</w:t>
+      </w:r>
+    </w:p>
+    <w:p>
+      <w:pPr>
+        <w:spacing w:before="440" w:after="680"/>
+      </w:pPr>
+      <w:r>
+        <w:t>Seize the Means — [FAINT CAUTION / STRONG] Retinue sacrifices or pauses ordinary productive Work to target a designated area and **disable** enemy workstations and infrastructure — disable, not necessarily destroy. This naturally creates Splitpusher, Dismantler, Siege, and Disruptor behaviour if retained.</w:t>
+      </w:r>
+    </w:p>
+    <w:p>
+      <w:pPr>
+        <w:spacing w:before="440" w:after="680"/>
+      </w:pPr>
+      <w:r>
+        <w:t>Toll Patrol — [FAINT CAUTION / STRONG] Retinue patrols and operates around Merchant in contested space. Ordinary productive Work is sacrificed or paused. Enemy presence and activity offset Payroll rather than directly generating arbitrary Emeralds.</w:t>
+      </w:r>
+    </w:p>
+    <w:p>
+      <w:pPr>
+        <w:spacing w:before="440" w:after="680"/>
+      </w:pPr>
+      <w:r>
+        <w:t>Overtime — [FAINT CAUTION] Pay more or intensify labour to accelerate ordinary Work and/or Mastery. This is the **weakest** current branch concept and still needs to prove it creates a distinct playstyle rather than merely numbers going up.</w:t>
+      </w:r>
+    </w:p>
+    <w:p>
+      <w:pPr>
+        <w:spacing w:before="440" w:after="680"/>
+      </w:pPr>
+      <w:r>
+        <w:t>Ultimate — Procession / Silk Road. Merchant begins a moving procession in a chosen direction or toward a destination with nearby Retinue workers. Merchant leads by remaining within the procession radius and continuing to finance the workers. If Merchant abandons the procession or cannot meet its Emerald/Payroll requirement, the ultimate ends.</w:t>
+      </w:r>
+    </w:p>
+    <w:p>
+      <w:pPr>
+        <w:spacing w:before="440" w:after="680"/>
+      </w:pPr>
+      <w:r>
+        <w:t>Do **not** force Supply Line or Route clauses into the ability; infrastructure interaction should occur naturally through generic WAMS rules where appropriate.</w:t>
+      </w:r>
+    </w:p>
+    <w:p>
+      <w:pPr>
+        <w:spacing w:before="440" w:after="680"/>
+      </w:pPr>
+      <w:r>
+        <w:t>Retinue size and Mastery directly determine power. **Retinue size** determines Work proc frequency and cadence. **Mastery** determines the cumulative Procession Work package:</w:t>
+      </w:r>
+    </w:p>
+    <w:p>
+      <w:pPr>
+        <w:spacing w:before="440" w:after="680"/>
+      </w:pPr>
+      <w:r>
+        <w:t>This cumulative structure is intentional. Current candidate effects are I Saturation, II Speed, III Regeneration, IV Absorption, V Instant Damage AoE.</w:t>
+      </w:r>
+    </w:p>
+    <w:p>
+      <w:pPr>
+        <w:spacing w:before="440" w:after="680"/>
+      </w:pPr>
+      <w:r>
+        <w:t>[FAINT CAUTION] The exact effect lineup is not settled. Instant Damage is not conceptually forbidden; the primary balance concern is proc frequency with many Master workers.</w:t>
+      </w:r>
+    </w:p>
+    <w:p>
+      <w:pPr>
+        <w:spacing w:before="440" w:after="680"/>
+      </w:pPr>
+      <w:r>
+        <w:t>Procession should probably represent **maximum expenditure** rather than discounted Work: workers stop running Merchant's ordinary economy and redirect their productive capacity into the procession. The fed-state payoff scales accordingly — a small low-Mastery workforce gives a modest procession, a large low-Mastery workforce frequent weaker Work, a small elite workforce infrequent but powerful Work, and a large Master workforce a deliberately obscene feast-state payoff.</w:t>
       </w:r>
     </w:p>
     <w:p>
@@ -12880,7 +13231,7 @@
         <w:pStyle w:val="Heading2"/>
       </w:pPr>
       <w:r>
-        <w:t>9.12 Unsettled class drafts</w:t>
+        <w:t>9.12 Class draft record</w:t>
       </w:r>
     </w:p>
     <w:p>
@@ -12888,63 +13239,7 @@
         <w:spacing w:before="440" w:after="680"/>
       </w:pPr>
       <w:r>
-        <w:t>Preserved as drafts, not settled classes. Missing slots are missing design, not gaps to fill by invention. **Waxer is the only remaining draft**; Skeleton Crew (§9.13) and Lightfooted (§9.14) were promoted on 12 September 2026, and Daredevil received a full kit on 13 September 2026 (§9.15).</w:t>
-      </w:r>
-    </w:p>
-    <w:p>
-      <w:pPr>
-        <w:spacing w:before="440" w:after="680"/>
-      </w:pPr>
-      <w:r>
-        <w:t>Waxer. **Draft — not settled.** Primary Production; Combat currently plausible.</w:t>
-      </w:r>
-    </w:p>
-    <w:p>
-      <w:pPr>
-        <w:spacing w:before="440" w:after="680"/>
-      </w:pPr>
-      <w:r>
-        <w:t>Core rule: Honeycomb can be repeatedly invested into existing products to preserve them against change; enough preservation becomes obstruction.</w:t>
-      </w:r>
-    </w:p>
-    <w:p>
-      <w:pPr>
-        <w:spacing w:before="440" w:after="680"/>
-      </w:pPr>
-      <w:r>
-        <w:t>Passive — Waxed Recipes. Fill otherwise-empty crafting slots with Honeycomb to produce a Waxed version or output.</w:t>
-      </w:r>
-    </w:p>
-    <w:p>
-      <w:pPr>
-        <w:spacing w:before="440" w:after="680"/>
-      </w:pPr>
-      <w:r>
-        <w:t>Ability 1 — Wax-On. Apply Waxed stacks to existing objects. Enough Wax on interactive blocks makes them Sealed; Sealed blocks cannot normally change or use their interactive state. The first Wax application to damaged unwaxed equipment restores durability. Branch concepts: **Amber** (faster or stronger sealing), **Restorative** (stronger initial restoration), **Sticky** (interaction with Waxed armour can punish attackers, for example Mining Fatigue while consuming Wax).</w:t>
-      </w:r>
-    </w:p>
-    <w:p>
-      <w:pPr>
-        <w:spacing w:before="440" w:after="680"/>
-      </w:pPr>
-      <w:r>
-        <w:t>Ability 2 — Wax-Off. A thrown Honey Solution. The base ability needs to provide a repeatable route to Honeycomb acquisition. Branch seeds — **Enzymatic**, **Preserving**, **Floral** — are not equally developed and remain draft.</w:t>
-      </w:r>
-    </w:p>
-    <w:p>
-      <w:pPr>
-        <w:spacing w:before="440" w:after="680"/>
-      </w:pPr>
-      <w:r>
-        <w:t>Ultimate — Amber. Complete preservation and stasis; delivery mechanism unresolved.</w:t>
-      </w:r>
-    </w:p>
-    <w:p>
-      <w:pPr>
-        <w:spacing w:before="440" w:after="680"/>
-      </w:pPr>
-      <w:r>
-        <w:t>[OPEN] The earlier Seal proposal, eligibility, application, protection consumption, visible counterplay, ordinary removal, and implementation feasibility remain undeveloped. Do not create a global enemy-block-immunity rule merely to make Waxer work.</w:t>
+        <w:t>No class remains an unsettled draft as of 13 September 2026. Retained for traceability rather than deleted. The drafts were Skeleton Crew and Lightfooted, promoted on 12 September 2026 (§9.13, §9.14), and Daredevil and Waxer, which received full kits on 13 September 2026 (§9.15, §9.17). The original rule still governs anything unspecified within those kits: missing slots are missing design, not gaps to fill by invention, and promotion out of draft status is not a claim that every quantity is decided. [OPEN] Whether Daredevil and Waxer have had conceptual passes equivalent to Skeleton Crew's and Lightfooted's is the owner's call and is not asserted by the presence of a kit.</w:t>
       </w:r>
     </w:p>
     <w:p>
@@ -13696,6 +13991,238 @@
       </w:pPr>
       <w:r>
         <w:t>The handoff does not address Merchant (§9.11) or Waxer (§9.12), which are unchanged. Two of the seven carry explicit caveats from the handoff itself — Golem Master's audit flag and Gardener's non-standard archetypes — and neither was silently reconciled.</w:t>
+      </w:r>
+    </w:p>
+    <w:p>
+      <w:pPr>
+        <w:pStyle w:val="Heading2"/>
+      </w:pPr>
+      <w:r>
+        <w:t>9.17 Waxer</w:t>
+      </w:r>
+    </w:p>
+    <w:p>
+      <w:pPr>
+        <w:spacing w:before="440" w:after="680"/>
+      </w:pPr>
+      <w:r>
+        <w:t>Kit supplied 13 September 2026. Source: [K9]. Waxer was previously a draft whose Ability 2 branch seeds were "not equally developed" and whose ultimate had no delivery mechanism (§9.12). The kit below supplies both and is reproduced as given. [OPEN] Whether this constitutes a completed conceptual pass equivalent to Skeleton Crew's and Lightfooted's is the owner's call; it is not asserted here.</w:t>
+      </w:r>
+    </w:p>
+    <w:p>
+      <w:pPr>
+        <w:spacing w:before="440" w:after="680"/>
+      </w:pPr>
+      <w:r>
+        <w:t>Archetypes: Production · Combat (working)</w:t>
+      </w:r>
+    </w:p>
+    <w:p>
+      <w:pPr>
+        <w:spacing w:before="440" w:after="680"/>
+      </w:pPr>
+      <w:r>
+        <w:t>Hook: Wax isn't merely protective: Waxer can preserve useful things against change until preservation itself becomes an obstruction.</w:t>
+      </w:r>
+    </w:p>
+    <w:p>
+      <w:pPr>
+        <w:spacing w:before="440" w:after="680"/>
+      </w:pPr>
+      <w:r>
+        <w:t>Passive — Waxed Recipes. When crafting, fill otherwise-empty crafting slots with Honeycomb to produce a Waxed version of the product.</w:t>
+      </w:r>
+    </w:p>
+    <w:p>
+      <w:pPr>
+        <w:spacing w:before="440" w:after="680"/>
+      </w:pPr>
+      <w:r>
+        <w:t>Waxed products become the persistent substrate for Waxer's preservation mechanics.</w:t>
+      </w:r>
+    </w:p>
+    <w:p>
+      <w:pPr>
+        <w:spacing w:before="440" w:after="680"/>
+      </w:pPr>
+      <w:r>
+        <w:t>A1 — Wax-On. Apply Wax to a target. Repeated Waxing increasingly preserves its current state.</w:t>
+      </w:r>
+    </w:p>
+    <w:p>
+      <w:pPr>
+        <w:spacing w:before="440" w:after="680"/>
+      </w:pPr>
+      <w:r>
+        <w:t>Interactive blocks that accumulate enough Wax become Sealed, preventing their interactive state from changing. Applying the first Wax to damaged, previously unwaxed equipment also restores some durability.</w:t>
+      </w:r>
+    </w:p>
+    <w:p>
+      <w:pPr>
+        <w:spacing w:before="440" w:after="680"/>
+      </w:pPr>
+      <w:r>
+        <w:t>- **Amber** — Wax targets more aggressively, allowing them to reach a Sealed state more readily.</w:t>
+      </w:r>
+    </w:p>
+    <w:p>
+      <w:pPr>
+        <w:spacing w:before="440" w:after="680"/>
+      </w:pPr>
+      <w:r>
+        <w:t>- **Restorative** — Greatly increase the durability restored by the first application of Wax.</w:t>
+      </w:r>
+    </w:p>
+    <w:p>
+      <w:pPr>
+        <w:spacing w:before="440" w:after="680"/>
+      </w:pPr>
+      <w:r>
+        <w:t>- **Sticky** — Attacking Waxed enemy armor can consume Wax from it to inflict Mining Fatigue.</w:t>
+      </w:r>
+    </w:p>
+    <w:p>
+      <w:pPr>
+        <w:spacing w:before="440" w:after="680"/>
+      </w:pPr>
+      <w:r>
+        <w:t>A2 — Wax-Off. Splash an area with Honey Solution. Using Honey Solution around eligible working/production activity generates Honeycomb, giving Waxer a repeatable way to replenish the resource consumed by Waxed Recipes and Wax-On.</w:t>
+      </w:r>
+    </w:p>
+    <w:p>
+      <w:pPr>
+        <w:spacing w:before="440" w:after="680"/>
+      </w:pPr>
+      <w:r>
+        <w:t>- **Enzymatic** — While enemy players remain within the Honey Solution, their equipment suffers additional durability wear.</w:t>
+      </w:r>
+    </w:p>
+    <w:p>
+      <w:pPr>
+        <w:spacing w:before="440" w:after="680"/>
+      </w:pPr>
+      <w:r>
+        <w:t>- **Preserving** — While allied players remain within the Honey Solution, their equipment suffers reduced durability wear.</w:t>
+      </w:r>
+    </w:p>
+    <w:p>
+      <w:pPr>
+        <w:spacing w:before="440" w:after="680"/>
+      </w:pPr>
+      <w:r>
+        <w:t>- **Floral** — Honeycomb generation expands beyond workstations: splashing flowers and beehives can also produce Honeycomb.</w:t>
+      </w:r>
+    </w:p>
+    <w:p>
+      <w:pPr>
+        <w:spacing w:before="440" w:after="680"/>
+      </w:pPr>
+      <w:r>
+        <w:t>This gives the tree a clean three-way interpretation of the solution:</w:t>
+      </w:r>
+    </w:p>
+    <w:p>
+      <w:pPr>
+        <w:spacing w:before="440" w:after="680"/>
+      </w:pPr>
+      <w:r>
+        <w:t>Enzymatic: break things down.</w:t>
+      </w:r>
+    </w:p>
+    <w:p>
+      <w:pPr>
+        <w:spacing w:before="440" w:after="680"/>
+      </w:pPr>
+      <w:r>
+        <w:t>Preserving: prevent things from breaking down.</w:t>
+      </w:r>
+    </w:p>
+    <w:p>
+      <w:pPr>
+        <w:spacing w:before="440" w:after="680"/>
+      </w:pPr>
+      <w:r>
+        <w:t>Floral: produce more wax.</w:t>
+      </w:r>
+    </w:p>
+    <w:p>
+      <w:pPr>
+        <w:spacing w:before="440" w:after="680"/>
+      </w:pPr>
+      <w:r>
+        <w:t>Ultimate — Amber. Completely encase a target in Amber, preserving it in stasis and preventing its state from changing.</w:t>
+      </w:r>
+    </w:p>
+    <w:p>
+      <w:pPr>
+        <w:spacing w:before="440" w:after="680"/>
+      </w:pPr>
+      <w:r>
+        <w:t>Open: Exact Amber delivery/targeting and the precise rules governing what an Ambered target can or cannot do.</w:t>
+      </w:r>
+    </w:p>
+    <w:p>
+      <w:pPr>
+        <w:spacing w:before="440" w:after="680"/>
+      </w:pPr>
+      <w:r>
+        <w:t>---</w:t>
+      </w:r>
+    </w:p>
+    <w:p>
+      <w:pPr>
+        <w:pStyle w:val="Heading3"/>
+      </w:pPr>
+      <w:r>
+        <w:t>Notes carried forward from the draft</w:t>
+      </w:r>
+    </w:p>
+    <w:p>
+      <w:pPr>
+        <w:spacing w:before="440" w:after="680"/>
+      </w:pPr>
+      <w:r>
+        <w:t>[HISTORICAL] The draft recorded the A2 branch seeds — **Enzymatic**, **Preserving**, **Floral** — as "not equally developed and remain draft". They are now defined above. The draft's A1 branch concepts described Amber as "faster or stronger sealing", Restorative as "stronger initial restoration", and Sticky as punishing attackers "for example Mining Fatigue while consuming Wax"; the kit's wording supersedes those sketches. The draft's core rule — Honeycomb repeatedly invested into existing products to preserve them against change, until enough preservation becomes obstruction — survives as the hook above.</w:t>
+      </w:r>
+    </w:p>
+    <w:p>
+      <w:pPr>
+        <w:spacing w:before="440" w:after="680"/>
+      </w:pPr>
+      <w:r>
+        <w:t>The **Amber** name is used twice, for the A1 branch and for the ultimate. This is reproduced as supplied rather than renamed.</w:t>
+      </w:r>
+    </w:p>
+    <w:p>
+      <w:pPr>
+        <w:spacing w:before="440" w:after="680"/>
+      </w:pPr>
+      <w:r>
+        <w:t>[OPEN] The earlier Seal proposal, eligibility, application, protection consumption, visible counterplay, and ordinary removal remain undeveloped. Do not create a global enemy-block-immunity rule merely to make Waxer work. Implementation feasibility is unassessed: Sealed blocks, per-block Wax accumulation, and durability-wear modification for players standing in an area are each unproven in a datapack and belong in the capability audit rather than being assumed.</w:t>
+      </w:r>
+    </w:p>
+    <w:p>
+      <w:pPr>
+        <w:pStyle w:val="Heading2"/>
+      </w:pPr>
+      <w:r>
+        <w:t>9.18 Merchant and Waxer kit register</w:t>
+      </w:r>
+    </w:p>
+    <w:p>
+      <w:pPr>
+        <w:spacing w:before="440" w:after="680"/>
+      </w:pPr>
+      <w:r>
+        <w:t>Source: [K9], 13 September 2026. A second kit handoff supplied compact kits for the two classes the [K7] seven-class handoff did not cover. The kits are reproduced **verbatim** in `classes.md` — Merchant at the head of §13, Waxer as §18 — and are the current statement wherever they differ from developed material.</w:t>
+      </w:r>
+    </w:p>
+    <w:p>
+      <w:pPr>
+        <w:spacing w:before="440" w:after="680"/>
+      </w:pPr>
+      <w:r>
+        <w:t>With these two, every documented class has a kit and the roster holds no unsettled drafts. That is a statement about coverage, not about balance or implementation: Merchant remains explicitly unsettled, Golem Master still carries its audit flag (§9.5), Gardener's archetype line remains a recorded [CONFLICT] (§9.4), and both new kits carry their own open items.</w:t>
       </w:r>
     </w:p>
     <w:p>
@@ -19811,6 +20338,14 @@
       </w:r>
     </w:p>
     <w:p>
+      <w:pPr>
+        <w:spacing w:before="440" w:after="680"/>
+      </w:pPr>
+      <w:r>
+        <w:t>13 September 2026, second kit handoff: [K9] supplied kits for Merchant and Waxer, the two classes [K7] did not cover. Merchant's kit agrees with the developed active-design model and repeats Production with other archetypes pending. Waxer's kit supplies the previously undeveloped Ability 2 branch tree (Enzymatic, Preserving, Floral) and the ultimate's delivery, moving it out of draft status. Every documented class now has a kit and no unsettled drafts remain, which is a coverage statement rather than a balance or implementation claim.</w:t>
+      </w:r>
+    </w:p>
+    <w:p>
       <w:r>
         <w:t>Earlier worlds were programmatically generated Java/Anvil saves, not WorldPainter-authored worlds. The historical dimensions and method do not dictate the modern official-vanilla approach.</w:t>
       </w:r>
@@ -22459,6 +22994,14 @@
     <w:p>
       <w:r>
         <w:t xml:space="preserve">[WL] Logistics / Supply Line / Skeleton Crew Handoff. Late September 2026. Replaces Flow Weight with slot-based Capacity, makes logistical Capacity non-duplicable between committed infrastructure and active world presence, introduces relay-node chains, and rebuilds Skeleton Crew on a shared labour pool. See docs/reconciliation/2026-09-11-capacity.md.</w:t>
+      </w:r>
+    </w:p>
+    <w:p>
+      <w:pPr>
+        <w:spacing w:before="440" w:after="680"/>
+      </w:pPr>
+      <w:r>
+        <w:t>[K9] Merchant and Waxer kit handoff. 13 September 2026. Compact kits for the two classes [K7] did not cover: archetypes, hook, passive, two actives with three branches each, and an ultimate. Reproduced verbatim in `classes.md`. Merchant remains explicitly unsettled active design; Waxer's kit closes its previously missing slots. See docs/reconciliation/2026-09-13-class-kits.md.</w:t>
       </w:r>
     </w:p>
     <w:p>

--- a/docs/manuscript/Minecraft-MOBA-Design.docx
+++ b/docs/manuscript/Minecraft-MOBA-Design.docx
@@ -14198,7 +14198,15 @@
         <w:spacing w:before="440" w:after="680"/>
       </w:pPr>
       <w:r>
-        <w:t>[OPEN] The earlier Seal proposal, eligibility, application, protection consumption, visible counterplay, and ordinary removal remain undeveloped. Do not create a global enemy-block-immunity rule merely to make Waxer work. Implementation feasibility is unassessed: Sealed blocks, per-block Wax accumulation, and durability-wear modification for players standing in an area are each unproven in a datapack and belong in the capability audit rather than being assumed.</w:t>
+        <w:t>[OPEN] The earlier Seal proposal, eligibility, application, protection consumption, visible counterplay, and ordinary removal remain undeveloped. Do not create a global enemy-block-immunity rule merely to make Waxer work.</w:t>
+      </w:r>
+    </w:p>
+    <w:p>
+      <w:pPr>
+        <w:spacing w:before="440" w:after="680"/>
+      </w:pPr>
+      <w:r>
+        <w:t>[TECHNICAL RISK] **Feasibility assessed 13 September 2026**; see the capability audit. Most of the kit is reachable, and Enzymatic and Preserving use the same detect-and-correct polling already accepted for Structural Integrity. Three items do not work as written: recipes cannot be class-gated, so Waxed Recipes would be craftable by everyone; Sealed containers are not reachable, because a datapack cannot cancel an interaction or close a screen, though block states such as doors can be forced back by polling; and Amber cannot hold a **player** in stasis, being exact only against mobs. The audit's escape hatch for Amber is encasing the target in actual Honey Blocks, which is vanilla-native, prevents jumping, slows movement, and gives enemies physical counterplay. Sealed blocks make Waxer the sixth system depending on persistent per-position block data, which still has no owner.</w:t>
       </w:r>
     </w:p>
     <w:p>

--- a/docs/manuscript/Minecraft-MOBA-Design.docx
+++ b/docs/manuscript/Minecraft-MOBA-Design.docx
@@ -39,10 +39,9 @@
     </w:p>
     <w:p>
       <w:r>
-        <w:rPr>
-          <w:sz w:val="20"/>
-        </w:rPr>
-        <w:t>SOURCE SNAPSHOT  /  10 SEPTEMBER 2026</w:t>
+        <w:t>BASE SNAPSHOT 10 SEPTEMBER 2026</w:t>
+        <w:br/>
+        <w:t>WORLDGEN BALANCING REVISION 12 SEPTEMBER 2026</w:t>
       </w:r>
     </w:p>
     <w:p>
@@ -66,7 +65,7 @@
         <w:br/>
         <w:t>Base: fe83bd039f76302665b45640ddc7263f94a8e073</w:t>
         <w:br/>
-        <w:t>Revision: Infrastructure handoff integrated 10 September 2026</w:t>
+        <w:t>Revision: Worldgen and Initial System Balancing integrated 12 September 2026</w:t>
       </w:r>
     </w:p>
     <w:p>
@@ -227,10 +226,7 @@
           <w:t>1. Introduction</w:t>
         </w:r>
       </w:hyperlink>
-      <w:r>
-        <w:tab/>
-        <w:t>4</w:t>
-      </w:r>
+      <w:r/>
     </w:p>
     <w:p>
       <w:pPr>
@@ -247,10 +243,7 @@
           <w:t>2. The Match</w:t>
         </w:r>
       </w:hyperlink>
-      <w:r>
-        <w:tab/>
-        <w:t>6</w:t>
-      </w:r>
+      <w:r/>
     </w:p>
     <w:p>
       <w:pPr>
@@ -267,10 +260,7 @@
           <w:t>3. The Minecraft World</w:t>
         </w:r>
       </w:hyperlink>
-      <w:r>
-        <w:tab/>
-        <w:t>9</w:t>
-      </w:r>
+      <w:r/>
     </w:p>
     <w:p>
       <w:pPr>
@@ -287,10 +277,7 @@
           <w:t>4. Map and Geography</w:t>
         </w:r>
       </w:hyperlink>
-      <w:r>
-        <w:tab/>
-        <w:t>11</w:t>
-      </w:r>
+      <w:r/>
     </w:p>
     <w:p>
       <w:pPr>
@@ -307,10 +294,7 @@
           <w:t>5. Economy and Progression</w:t>
         </w:r>
       </w:hyperlink>
-      <w:r>
-        <w:tab/>
-        <w:t>15</w:t>
-      </w:r>
+      <w:r/>
     </w:p>
     <w:p>
       <w:pPr>
@@ -327,10 +311,7 @@
           <w:t>6. Infrastructure and Logistics</w:t>
         </w:r>
       </w:hyperlink>
-      <w:r>
-        <w:tab/>
-        <w:t>20</w:t>
-      </w:r>
+      <w:r/>
     </w:p>
     <w:p>
       <w:pPr>
@@ -347,10 +328,7 @@
           <w:t>7. Objectives and Strategic Locations</w:t>
         </w:r>
       </w:hyperlink>
-      <w:r>
-        <w:tab/>
-        <w:t>25</w:t>
-      </w:r>
+      <w:r/>
     </w:p>
     <w:p>
       <w:pPr>
@@ -367,10 +345,7 @@
           <w:t>8. Combat</w:t>
         </w:r>
       </w:hyperlink>
-      <w:r>
-        <w:tab/>
-        <w:t>29</w:t>
-      </w:r>
+      <w:r/>
     </w:p>
     <w:p>
       <w:pPr>
@@ -387,10 +362,7 @@
           <w:t>9. Classes</w:t>
         </w:r>
       </w:hyperlink>
-      <w:r>
-        <w:tab/>
-        <w:t>30</w:t>
-      </w:r>
+      <w:r/>
     </w:p>
     <w:p>
       <w:pPr>
@@ -407,10 +379,7 @@
           <w:t>10. System Interactions</w:t>
         </w:r>
       </w:hyperlink>
-      <w:r>
-        <w:tab/>
-        <w:t>36</w:t>
-      </w:r>
+      <w:r/>
     </w:p>
     <w:p>
       <w:pPr>
@@ -427,10 +396,7 @@
           <w:t>11. Terminology</w:t>
         </w:r>
       </w:hyperlink>
-      <w:r>
-        <w:tab/>
-        <w:t>38</w:t>
-      </w:r>
+      <w:r/>
     </w:p>
     <w:p>
       <w:pPr>
@@ -447,10 +413,7 @@
           <w:t>12. Balance and Validation</w:t>
         </w:r>
       </w:hyperlink>
-      <w:r>
-        <w:tab/>
-        <w:t>40</w:t>
-      </w:r>
+      <w:r/>
     </w:p>
     <w:p>
       <w:pPr>
@@ -467,10 +430,7 @@
           <w:t>13. Technical Design and Feasibility</w:t>
         </w:r>
       </w:hyperlink>
-      <w:r>
-        <w:tab/>
-        <w:t>42</w:t>
-      </w:r>
+      <w:r/>
     </w:p>
     <w:p>
       <w:pPr>
@@ -487,10 +447,7 @@
           <w:t>14. Development Record</w:t>
         </w:r>
       </w:hyperlink>
-      <w:r>
-        <w:tab/>
-        <w:t>45</w:t>
-      </w:r>
+      <w:r/>
     </w:p>
     <w:p>
       <w:pPr>
@@ -3176,6 +3133,77 @@
       </w:r>
     </w:p>
     <w:p>
+      <w:pPr>
+        <w:pStyle w:val="Heading2"/>
+        <w:pageBreakBefore/>
+      </w:pPr>
+      <w:r>
+        <w:t>3.7 Candidate and regenerative opportunity</w:t>
+      </w:r>
+    </w:p>
+    <w:p>
+      <w:r>
+        <w:rPr>
+          <w:b w:val="0"/>
+        </w:rPr>
+      </w:r>
+      <w:r>
+        <w:rPr>
+          <w:b/>
+        </w:rPr>
+        <w:t>CANON / ESTABLISHED principles. Sources: [WGB], [M: Spatial opportunities and initial balancing].</w:t>
+      </w:r>
+      <w:r>
+        <w:rPr>
+          <w:b w:val="0"/>
+        </w:rPr>
+        <w:t xml:space="preserve"> Worldgen generates spatial opportunities; human activity determines income. Candidate Density measures opportunities supported by ecology/geology per spatial unit. Regenerative Eligibility identifies the subset that can recur. Regenerative Vocabulary specifies which kinds can recur. A broader vocabulary does not guarantee every eligible kind occurs locally.</w:t>
+      </w:r>
+    </w:p>
+    <w:p>
+      <w:r>
+        <w:rPr>
+          <w:b w:val="0"/>
+        </w:rPr>
+        <w:t>At shallow A, fraction X/T of candidate opportunities is eligible to regenerate; at deeper Z the intended fraction is Y/T, where Y/T &gt; X/T. These describe generated subsets, not authored quotas or instructions to sprinkle regenerative nodes. Real regional denominators can differ: X_A/T_A and Y_Z/T_Z. Sparse deep terrain may have high eligibility and few recurring opportunities. Actual resource density need not rise with depth.</w:t>
+      </w:r>
+    </w:p>
+    <w:p>
+      <w:r>
+        <w:rPr>
+          <w:b w:val="0"/>
+        </w:rPr>
+        <w:t>[CONFLICT] The branch sometimes used “resource value” for T. The current incorporation uses candidate-opportunity counts, following the explicit correction. Count share and value-weighted share must be separate metrics. Candidate granularity, valuation and the aggregation scale for the intended depth gradient remain Open; empty regions have an undefined share.</w:t>
+      </w:r>
+    </w:p>
+    <w:p>
+      <w:r>
+        <w:rPr>
+          <w:b w:val="0"/>
+        </w:rPr>
+        <w:t>Finite opportunity is sought, discovered, exploited and locally depleted without natural restoration under its rule. Regenerative opportunity is sought and exploited too, but renewal later restores world availability. Both economies are geographic from the beginning. Regeneration restores world opportunity, not player income: known recurring ecology still requires humans to locate its current manifestation, reach it, harvest or fight, manage inventory, and apply or deliver the result.</w:t>
+      </w:r>
+    </w:p>
+    <w:p>
+      <w:r>
+        <w:rPr>
+          <w:b w:val="0"/>
+        </w:rPr>
+      </w:r>
+      <w:r>
+        <w:rPr>
+          <w:b/>
+        </w:rPr>
+        <w:t>CURRENT WORKING DIRECTION.</w:t>
+      </w:r>
+      <w:r>
+        <w:rPr>
+          <w:b w:val="0"/>
+        </w:rPr>
+        <w:t xml:space="preserve"> Renewal creates availability cycles; current manifestations may differ between day and night, especially for Mob Swarms. Cooldowns can encourage leaving, pursuing other opportunities and revisiting, rather than continuous camping. Neither circulation nor settlement is mandatory. Exact renewal periods, species, quantities, eligibility, phase gates and population rules remain Open. This narrows the conceptual uncertainty in §3.3 without claiming its unfinished mechanics are specified.</w:t>
+      </w:r>
+    </w:p>
+    <w:p>
       <w:bookmarkStart w:id="4" w:name="chapter_4"/>
       <w:pPr>
         <w:pStyle w:val="Heading1"/>
@@ -4059,6 +4087,57 @@
       </w:r>
       <w:r>
         <w:t xml:space="preserve"> P0–P2D, the 50-variant experiment, and seed 920260900 document prior learning. Their dimensions, terrain generation, and incomplete resource audits are not current design authority. The chronology is retained in §14.2.</w:t>
+      </w:r>
+    </w:p>
+    <w:p>
+      <w:pPr>
+        <w:pStyle w:val="Heading2"/>
+      </w:pPr>
+      <w:r>
+        <w:t>4.12 Depth and Strategic Exposure</w:t>
+      </w:r>
+    </w:p>
+    <w:p>
+      <w:r>
+        <w:rPr>
+          <w:b w:val="0"/>
+        </w:rPr>
+      </w:r>
+      <w:r>
+        <w:rPr>
+          <w:b/>
+        </w:rPr>
+        <w:t>CANON / ESTABLISHED principles. Sources: [WGB], [M].</w:t>
+      </w:r>
+      <w:r>
+        <w:rPr>
+          <w:b w:val="0"/>
+        </w:rPr>
+        <w:t xml:space="preserve"> Regenerative eligibility and vocabulary add to the existing depth exchange: travel, Hunger/provisioning, terrain, danger, uncertainty, search, extraction/return, limited homeland access, logistics, infrastructure and specialized resource vocabulary remain relevant. Depth is not one multiplier applied to every cost and reward. Raw candidate density, actual density, Strategic Exposure and defensibility are not monotonic with depth. Economically weak deep connective terrain remains legitimate.</w:t>
+      </w:r>
+    </w:p>
+    <w:p>
+      <w:r>
+        <w:rPr>
+          <w:b w:val="0"/>
+        </w:rPr>
+        <w:t>A depth-Z region MNOP may contain strategic location Q or lie on paths toward it. A POI, Worksite, objective, village, junction or crossing can attract recurring player traffic independently of the resource being exploited. Q need not sit on that resource. Its traffic field follows geography and connectivity—passes, basins, crossings and usable connections—rather than a simple circle.</w:t>
+      </w:r>
+    </w:p>
+    <w:p>
+      <w:r>
+        <w:rPr>
+          <w:b w:val="0"/>
+        </w:rPr>
+        <w:t>Logistical remoteness describes reaching, provisioning and moving cargo. Strategic Exposure describes other players' reasons and ability to enter or contest. Security additionally depends on control, defense, information and response. A road, bridge, cache, recognized Route or Supply Line may greatly reduce logistical difficulty while Q continues to attract enemies. Infrastructure can conquer remoteness without necessarily eliminating contestability. Construction may improve defense and access may redirect traffic; neither implies exposure must remain unchanged or vanish.</w:t>
+      </w:r>
+    </w:p>
+    <w:p>
+      <w:r>
+        <w:rPr>
+          <w:b w:val="0"/>
+        </w:rPr>
+        <w:t>Low-exposure remote economic settlements are valid outcomes. Do not add a Q to every deep region to prevent settlement. Q locations have a secondary map-design role by generating traffic through surrounding geography; the primary objective rules remain separate. Regional generation depth and current player operating cost must be distinguishable. [OPEN] Whether changing infrastructure recalculates eligibility, how team-relative depth works, and how exposure is estimated are not settled.</w:t>
       </w:r>
     </w:p>
     <w:p>
@@ -7363,6 +7442,57 @@
       </w:r>
     </w:p>
     <w:p>
+      <w:pPr>
+        <w:pStyle w:val="Heading2"/>
+      </w:pPr>
+      <w:r>
+        <w:t>5.12 Human acquisition and delivered value</w:t>
+      </w:r>
+    </w:p>
+    <w:p>
+      <w:r>
+        <w:rPr>
+          <w:b w:val="0"/>
+        </w:rPr>
+      </w:r>
+      <w:r>
+        <w:rPr>
+          <w:b/>
+        </w:rPr>
+        <w:t>Established correction; Working quantitative direction. Source: [WGB].</w:t>
+      </w:r>
+      <w:r>
+        <w:rPr>
+          <w:b w:val="0"/>
+        </w:rPr>
+        <w:t xml:space="preserve"> The constant 48 ore/min gathering fixture is a vacuum benchmark, useful only for isolating capacity and batching. A realistic expedition follows search → discovery → exploitation burst → local exhaustion → search, interspersed with access, combat, deposits, return, task changes and revisits to recurring opportunities. Blocks broken, useful resources acquired and strategic value are different quantities.</w:t>
+      </w:r>
+    </w:p>
+    <w:p>
+      <w:r>
+        <w:rPr>
+          <w:b w:val="0"/>
+        </w:rPr>
+        <w:t>Inventory contains multiple objectives at once: primary cargo, incidental resources, food, tools, equipment, traversal material and reserved headroom. Item diversity and partially filled stacks can constrain a player before bulk capacity fills. Inventory Policy covers pickup, discard, reservation, deposit and return; Deposit Policy is a subset. Exhaustion, danger or team demand can trigger return before capacity binds.</w:t>
+      </w:r>
+    </w:p>
+    <w:p>
+      <w:r>
+        <w:rPr>
+          <w:b w:val="0"/>
+        </w:rPr>
+        <w:t>Measure Potential Value → Available Value → Discovered Value → Extracted Value → Carried Value → Delivered Value → Consumed/Applied Value. Keep personal, locally stored, in-transit, central and available-at-demand stock distinct. Delivery means reaching a declared useful destination, which need not be homeland; local consumption and construction may apply resources directly. Track item quantities before imposing scalar value weights, and distinguish current stock snapshots from cumulative flows and renewed availability episodes.</w:t>
+      </w:r>
+    </w:p>
+    <w:p>
+      <w:r>
+        <w:rPr>
+          <w:b w:val="0"/>
+        </w:rPr>
+        <w:t>Larger Inventory may improve work uptime while delaying team availability under infrequent deposits. Network capacity does not ensure utilization if upstream storage is empty. Production, deposit, transport, delivery and consumption rates must remain separate. This is a reason to test operational policies, not to canonize the earlier fixture's bottleneck sequence or adopt arbitrary supply rates. KeepInventory and special cargo follow their existing contracts; exposure does not imply automatic inventory loss.</w:t>
+      </w:r>
+    </w:p>
+    <w:p>
       <w:bookmarkStart w:id="6" w:name="chapter_6"/>
       <w:pPr>
         <w:pStyle w:val="Heading1"/>
@@ -9261,6 +9391,50 @@
       </w:r>
     </w:p>
     <w:p>
+      <w:pPr>
+        <w:pStyle w:val="Heading2"/>
+        <w:pageBreakBefore/>
+      </w:pPr>
+      <w:r>
+        <w:t>6.23 Layered attribution in initial balancing</w:t>
+      </w:r>
+    </w:p>
+    <w:p>
+      <w:r>
+        <w:rPr>
+          <w:b w:val="0"/>
+        </w:rPr>
+      </w:r>
+      <w:r>
+        <w:rPr>
+          <w:b/>
+        </w:rPr>
+        <w:t>CANON / ESTABLISHED distinction. Source: [WGB].</w:t>
+      </w:r>
+      <w:r>
+        <w:rPr>
+          <w:b w:val="0"/>
+        </w:rPr>
+        <w:t xml:space="preserve"> Separate Worldgen, vanilla-intrinsic mechanics, emergent organization, character progression, recognized MOBA infrastructure, and classes/integration. These are analytical layers rather than an unlock sequence. Physical roads do not automatically become Routes, caches do not become Supply Lines, crop patches do not become Development Zones, and useful shelters do not become Constructs. Map-authored Starter Routes retain their own context.</w:t>
+      </w:r>
+    </w:p>
+    <w:p>
+      <w:r>
+        <w:rPr>
+          <w:b w:val="0"/>
+        </w:rPr>
+        <w:t>Ordinary organization already produces benefits: selecting better paths, placing storage, tending a farm or coordinating carriers changes activity before recognition. Credit only additional recognized benefits to infrastructure, and only authored exceptional effects to classes. Temporary Development boosts need their duration, area, eligible activity and availability modeled; a permanent average multiplier is not established.</w:t>
+      </w:r>
+    </w:p>
+    <w:p>
+      <w:r>
+        <w:rPr>
+          <w:b w:val="0"/>
+        </w:rPr>
+        <w:t>The opportunity-field model does not resolve existing Flow Weight, transport execution, intrinsic-benefit or recognition conflicts. It must state which Working contract each experiment uses. A well-supplied operation can remain strategically exposed (§4.12); exposure alone is not recognition failure.</w:t>
+      </w:r>
+    </w:p>
+    <w:p>
       <w:bookmarkStart w:id="7" w:name="chapter_7"/>
       <w:pPr>
         <w:pStyle w:val="Heading1"/>
@@ -16491,6 +16665,95 @@
       </w:r>
     </w:p>
     <w:p>
+      <w:pPr>
+        <w:pStyle w:val="Heading2"/>
+      </w:pPr>
+      <w:r>
+        <w:t>12.7 Stochastic opportunity field model</w:t>
+      </w:r>
+    </w:p>
+    <w:p>
+      <w:r>
+        <w:rPr>
+          <w:b w:val="0"/>
+        </w:rPr>
+      </w:r>
+      <w:r>
+        <w:rPr>
+          <w:b/>
+        </w:rPr>
+        <w:t>CURRENT WORKING DIRECTION. Source: [WGB]; detailed experiment specification: docs/worldgen-initial-balancing.md.</w:t>
+      </w:r>
+      <w:r>
+        <w:rPr>
+          <w:b w:val="0"/>
+        </w:rPr>
+        <w:t xml:space="preserve"> The next quantitative step is a small stochastic world with configurable depth bands, ecology/geology, candidate populations, Q-driven traffic, finite/regenerative opportunities and simulated human expeditions. No model results or final balance are claimed here. Worldgen and initial system numbers should constrain each other through measured human realization of opportunity.</w:t>
+      </w:r>
+    </w:p>
+    <w:p>
+      <w:r>
+        <w:rPr>
+          <w:b w:val="0"/>
+        </w:rPr>
+        <w:t>Region records hold spatial extent, regional depth, terrain/connectivity, ecology/geology, candidate IDs and derived density, eligible share and vocabulary, Q activity/approaches, exposure, defensibility, current world state and development. ResourceOpportunity records hold spatial support, resource portfolio, eligibility reason, finite/renewal rule, remaining stock, availability/current manifestation, day/night alternatives, search/access/exploitation requirements and mixed-inventory consequences. Player knowledge must be separate from world truth.</w:t>
+      </w:r>
+    </w:p>
+    <w:p>
+      <w:r>
+        <w:rPr>
+          <w:b w:val="0"/>
+        </w:rPr>
+        <w:t>Generate supported candidates before evaluating their eligibility and deriving statistics. Do not set regenerative counts to hit a quota. Use an explicit candidate unit and distinguish baseline generation depth from evolving travel costs. Simulate failed searches, exploitation bursts, local exhaustion, renewal, provisioning, mixed stacks, reserved slots, deposits, transport and useful application. Q exposure follows plausible approach connections; initial traffic approximations must be labeled assumptions.</w:t>
+      </w:r>
+    </w:p>
+    <w:p>
+      <w:r>
+        <w:rPr>
+          <w:b w:val="0"/>
+        </w:rPr>
+        <w:t>Compare vanilla behavior and intelligent organization, then progression, recognized infrastructure, and classes/integration on comparable worlds. Track the seven value stages in §5.12, time allocation, inventory pressure, deposits, delays, ending stocks, network utilization and unmet demand. Log conservation, finite depletion, valid renewal, source availability and recognition status. Add Construction's reverse material flow and input-consuming Production after the acquisition/delivery baseline is coherent.</w:t>
+      </w:r>
+    </w:p>
+    <w:p>
+      <w:r>
+        <w:rPr>
+          <w:b w:val="0"/>
+        </w:rPr>
+      </w:r>
+      <w:r>
+        <w:rPr>
+          <w:b/>
+        </w:rPr>
+        <w:t>NON-CANON SENSITIVITY EXAMPLES.</w:t>
+      </w:r>
+      <w:r>
+        <w:rPr>
+          <w:b w:val="0"/>
+        </w:rPr>
+        <w:t xml:space="preserve"> Four illustrative depth-band names, percentages, regeneration periods, resource/encounter compositions, gathering rates, trial distances, value funnels, supply rates and level sampling choices remain experiments. No arbitrary number becomes canon by entering a model configuration. Re-test the proposed Character → organization → transport bottleneck progression rather than assuming the vacuum fixture proves it.</w:t>
+      </w:r>
+    </w:p>
+    <w:p>
+      <w:r>
+        <w:rPr>
+          <w:b w:val="0"/>
+        </w:rPr>
+      </w:r>
+      <w:r>
+        <w:rPr>
+          <w:b/>
+        </w:rPr>
+        <w:t>OPEN.</w:t>
+      </w:r>
+      <w:r>
+        <w:rPr>
+          <w:b w:val="0"/>
+        </w:rPr>
+        <w:t xml:space="preserve"> Candidate granularity; count versus separately weighted value; fixed versus dynamic and team-relative depth; eligibility rules and gradient tolerance; renewal triggers and destruction behavior; day/night transitions and phase gating; Q traffic and risk; human inventory/search policies; demand destinations; unresolved infrastructure/class parameters; and criteria for acceptable balance. The branch's whole-match timing and Temporal Window examples do not resolve the manuscript's existing duration assumptions. Start with a declared finite simulation horizon, then evaluate XP and match pacing after opportunity conversion is measured.</w:t>
+      </w:r>
+    </w:p>
+    <w:p>
       <w:bookmarkStart w:id="13" w:name="chapter_13"/>
       <w:pPr>
         <w:pStyle w:val="Heading1"/>
@@ -18613,6 +18876,14 @@
       </w:r>
     </w:p>
     <w:p>
+      <w:r>
+        <w:rPr>
+          <w:b w:val="0"/>
+        </w:rPr>
+        <w:t>12 September 2026: Worldgen and Initial System Balancing integrated into maps.md, infrastructure.md, objectives.md, the quantitative experiment specification and manuscript §§3.7, 4.12, 5.12, 6.23 and 12.7. Explicit branch corrections are Established; model structures remain Working and numerical examples remain non-canon. Existing later-labeled infrastructure passages are retained without inferring their chronology from this revision date.</w:t>
+      </w:r>
+    </w:p>
+    <w:p>
       <w:pPr>
         <w:pStyle w:val="Heading2"/>
       </w:pPr>
@@ -19945,6 +20216,136 @@
           </w:p>
         </w:tc>
       </w:tr>
+      <w:tr>
+        <w:tc>
+          <w:tcPr>
+            <w:tcW w:type="dxa" w:w="936"/>
+            <w:vAlign w:val="center"/>
+            <w:shd w:fill="FFFFFF"/>
+            <w:tcMar>
+              <w:top w:w="80" w:type="dxa"/>
+              <w:left w:w="80" w:type="dxa"/>
+              <w:bottom w:w="80" w:type="dxa"/>
+              <w:right w:w="80" w:type="dxa"/>
+            </w:tcMar>
+          </w:tcPr>
+          <w:p>
+            <w:r>
+              <w:rPr>
+                <w:sz w:val="18"/>
+              </w:rPr>
+              <w:t>CR-17</w:t>
+            </w:r>
+          </w:p>
+        </w:tc>
+        <w:tc>
+          <w:tcPr>
+            <w:tcW w:type="dxa" w:w="4392"/>
+            <w:vAlign w:val="center"/>
+            <w:shd w:fill="FFFFFF"/>
+            <w:tcMar>
+              <w:top w:w="80" w:type="dxa"/>
+              <w:left w:w="80" w:type="dxa"/>
+              <w:bottom w:w="80" w:type="dxa"/>
+              <w:right w:w="80" w:type="dxa"/>
+            </w:tcMar>
+          </w:tcPr>
+          <w:p>
+            <w:r>
+              <w:rPr>
+                <w:sz w:val="18"/>
+              </w:rPr>
+              <w:t>X/T counts versus value phrasing; older packing counts</w:t>
+            </w:r>
+          </w:p>
+        </w:tc>
+        <w:tc>
+          <w:tcPr>
+            <w:tcW w:type="dxa" w:w="4608"/>
+            <w:vAlign w:val="center"/>
+            <w:shd w:fill="FFFFFF"/>
+            <w:tcMar>
+              <w:top w:w="80" w:type="dxa"/>
+              <w:left w:w="80" w:type="dxa"/>
+              <w:bottom w:w="80" w:type="dxa"/>
+              <w:right w:w="80" w:type="dxa"/>
+            </w:tcMar>
+          </w:tcPr>
+          <w:p>
+            <w:r>
+              <w:rPr>
+                <w:sz w:val="18"/>
+              </w:rPr>
+              <w:t>Candidate share adopted; weighted value separate; no regenerative quotas</w:t>
+            </w:r>
+          </w:p>
+        </w:tc>
+      </w:tr>
+      <w:tr>
+        <w:tc>
+          <w:tcPr>
+            <w:tcW w:type="dxa" w:w="936"/>
+            <w:vAlign w:val="center"/>
+            <w:shd w:fill="FFFFFF"/>
+            <w:tcMar>
+              <w:top w:w="80" w:type="dxa"/>
+              <w:left w:w="80" w:type="dxa"/>
+              <w:bottom w:w="80" w:type="dxa"/>
+              <w:right w:w="80" w:type="dxa"/>
+            </w:tcMar>
+          </w:tcPr>
+          <w:p>
+            <w:r>
+              <w:rPr>
+                <w:sz w:val="18"/>
+              </w:rPr>
+              <w:t>CR-18</w:t>
+            </w:r>
+          </w:p>
+        </w:tc>
+        <w:tc>
+          <w:tcPr>
+            <w:tcW w:type="dxa" w:w="4392"/>
+            <w:vAlign w:val="center"/>
+            <w:shd w:fill="FFFFFF"/>
+            <w:tcMar>
+              <w:top w:w="80" w:type="dxa"/>
+              <w:left w:w="80" w:type="dxa"/>
+              <w:bottom w:w="80" w:type="dxa"/>
+              <w:right w:w="80" w:type="dxa"/>
+            </w:tcMar>
+          </w:tcPr>
+          <w:p>
+            <w:r>
+              <w:rPr>
+                <w:sz w:val="18"/>
+              </w:rPr>
+              <w:t>Constant-rate fixture and whole-match timing examples</w:t>
+            </w:r>
+          </w:p>
+        </w:tc>
+        <w:tc>
+          <w:tcPr>
+            <w:tcW w:type="dxa" w:w="4608"/>
+            <w:vAlign w:val="center"/>
+            <w:shd w:fill="FFFFFF"/>
+            <w:tcMar>
+              <w:top w:w="80" w:type="dxa"/>
+              <w:left w:w="80" w:type="dxa"/>
+              <w:bottom w:w="80" w:type="dxa"/>
+              <w:right w:w="80" w:type="dxa"/>
+            </w:tcMar>
+          </w:tcPr>
+          <w:p>
+            <w:r>
+              <w:rPr>
+                <w:sz w:val="18"/>
+              </w:rPr>
+              <w:t>Vacuum sensitivity only; timing unresolved; stochastic model proposed</w:t>
+            </w:r>
+          </w:p>
+        </w:tc>
+      </w:tr>
     </w:tbl>
     <w:p>
       <w:pPr>
@@ -21170,6 +21571,19 @@
       </w:hyperlink>
       <w:r>
         <w:t>.</w:t>
+      </w:r>
+    </w:p>
+    <w:p>
+      <w:r>
+        <w:t xml:space="preserve">[WGB] Worldgen and Initial System Balancing branch. Explicit user corrections and subsequent modeling proposal from Branch · Worldgen Branch - Seed Finding/Choosing, conversation 6aa5f738-816c-83ea-bb61-83d40b3c7cfa; incorporated 12 September 2026. </w:t>
+      </w:r>
+      <w:hyperlink r:id="rId33">
+        <w:r>
+          <w:t>Source conversation</w:t>
+        </w:r>
+      </w:hyperlink>
+      <w:r>
+        <w:t>. The repository reconciliation at docs/reconciliation/2026-09-12-worldgen-balancing.md records source boundaries, status decisions and conflicts. The detailed Working model is docs/worldgen-initial-balancing.md. This revision does not validate numerical examples or implement the model.</w:t>
       </w:r>
     </w:p>
     <w:p>
@@ -21303,7 +21717,7 @@
         <w:color w:val="000000"/>
         <w:sz w:val="16"/>
       </w:rPr>
-      <w:t>MINECRAFT MOBA DESIGN   /   10 SEPTEMBER 2026</w:t>
+      <w:t>MINECRAFT MOBA DESIGN   /   WORLDGEN REVISION 12 SEPTEMBER 2026</w:t>
     </w:r>
   </w:p>
 </w:hdr>
